--- a/Законопроекты/Законопроекты 261 (прилегающая территория SANG)/ACT.261.Приложение № 1 к Уголовному кодексу (прилегающая территория SANG).docx
+++ b/Законопроекты/Законопроекты 261 (прилегающая территория SANG)/ACT.261.Приложение № 1 к Уголовному кодексу (прилегающая территория SANG).docx
@@ -174,7 +174,7 @@
           <w:sz w:val="24"/>
           <w:szCs w:val="24"/>
         </w:rPr>
-        <w:t>Законопроект направлен на устранение правовой коллизии путем установления свободного режима посещения прилегающей территории Форта Занкудо и исключения требования о наличии цели визита при нахождении на ней.</w:t>
+        <w:t>Законопроект направлен на устранение правовой коллизии путем установления свободного режима посещения прилегающей территории Форта Занкудо и ограничения основания для требования покинуть её нарушением общественного порядка.</w:t>
       </w:r>
     </w:p>
     <w:p>
@@ -297,7 +297,7 @@
                 <w:sz w:val="24"/>
                 <w:szCs w:val="24"/>
               </w:rPr>
-              <w:t xml:space="preserve">Статья 2. Охраняемые объекты, перечень законных целей визита, абзац «SANG»</w:t>
+              <w:t xml:space="preserve">Статья 2, абзац «SANG» перечня целей визита</w:t>
             </w:r>
           </w:p>
           <w:p>
@@ -313,7 +313,7 @@
                 <w:sz w:val="24"/>
                 <w:szCs w:val="24"/>
               </w:rPr>
-              <w:t xml:space="preserve">- SANG- трудоустройство, запись на курс молодого </w:t>
+              <w:t xml:space="preserve">- SANG- </w:t>
             </w:r>
             <w:r>
               <w:rPr>
@@ -323,7 +323,7 @@
                 <w:szCs w:val="24"/>
                 <w:shd w:val="clear" w:color="auto" w:fill="F4CCCC"/>
               </w:rPr>
-              <w:t xml:space="preserve">бойца.</w:t>
+              <w:t xml:space="preserve">трудоустройство, запись на курс молодого бойца.</w:t>
             </w:r>
           </w:p>
         </w:tc>
@@ -351,7 +351,7 @@
                 <w:sz w:val="24"/>
                 <w:szCs w:val="24"/>
               </w:rPr>
-              <w:t xml:space="preserve">Статья 2. Охраняемые объекты, перечень законных целей визита, абзац «SANG»</w:t>
+              <w:t xml:space="preserve">Статья 2, абзац «SANG» перечня целей визита</w:t>
             </w:r>
           </w:p>
           <w:p>
@@ -367,7 +367,7 @@
                 <w:sz w:val="24"/>
                 <w:szCs w:val="24"/>
               </w:rPr>
-              <w:t xml:space="preserve">- SANG- трудоустройство, запись на курс молодого </w:t>
+              <w:t xml:space="preserve">- SANG- </w:t>
             </w:r>
             <w:r>
               <w:rPr>
@@ -377,7 +377,7 @@
                 <w:szCs w:val="24"/>
                 <w:shd w:val="clear" w:color="auto" w:fill="D9EAD3"/>
               </w:rPr>
-              <w:t xml:space="preserve">бойца; прилегающая территория Форта Занкудо является территорией свободного посещения.</w:t>
+              <w:t xml:space="preserve">прилегающая территория Форта Занкудо является территорией свободного посещения.</w:t>
             </w:r>
           </w:p>
         </w:tc>
@@ -407,7 +407,7 @@
                 <w:sz w:val="24"/>
                 <w:szCs w:val="24"/>
               </w:rPr>
-              <w:t xml:space="preserve">Статья 2. Охраняемые объекты, примечание 1</w:t>
+              <w:t xml:space="preserve">Статья 2, примечание 1</w:t>
             </w:r>
           </w:p>
           <w:p>
@@ -499,7 +499,7 @@
                 <w:sz w:val="24"/>
                 <w:szCs w:val="24"/>
               </w:rPr>
-              <w:t xml:space="preserve">Статья 2. Охраняемые объекты, примечание 1</w:t>
+              <w:t xml:space="preserve">Статья 2, примечание 1</w:t>
             </w:r>
           </w:p>
           <w:p>
@@ -593,7 +593,7 @@
                 <w:sz w:val="24"/>
                 <w:szCs w:val="24"/>
               </w:rPr>
-              <w:t xml:space="preserve">Статья 4. Лица, имеющие право полного доступа на охраняемые и особо охраняемые объекты, п. «а», примечание 1</w:t>
+              <w:t xml:space="preserve">Статья 4, п. «а», примечание 1</w:t>
             </w:r>
           </w:p>
           <w:p>
@@ -628,7 +628,7 @@
                 <w:sz w:val="24"/>
                 <w:szCs w:val="24"/>
               </w:rPr>
-              <w:t xml:space="preserve">Граждане имеют право свободного и беспрепятственного нахождения на данной прилегающей территории (до линий Контрольно-пропускных </w:t>
+              <w:t xml:space="preserve">Граждане имеют право свободного и беспрепятственного нахождения на данной прилегающей территории (до линий Контрольно-пропускных пунктов). Однако в случае </w:t>
             </w:r>
             <w:r>
               <w:rPr>
@@ -638,45 +638,16 @@
                 <w:szCs w:val="24"/>
                 <w:shd w:val="clear" w:color="auto" w:fill="F4CCCC"/>
               </w:rPr>
-              <w:t xml:space="preserve">пунктов). </w:t>
-            </w:r>
-            <w:r>
-              <w:rPr>
-                <w:rFonts w:ascii="Times New Roman" w:hAnsi="Times New Roman" w:eastAsia="Times New Roman" w:cs="Times New Roman"/>
-                <w:color w:val="333333"/>
-                <w:sz w:val="24"/>
-                <w:szCs w:val="24"/>
-              </w:rPr>
-              <w:t xml:space="preserve">Однако в случае </w:t>
-            </w:r>
-            <w:r>
-              <w:rPr>
-                <w:rFonts w:ascii="Times New Roman" w:hAnsi="Times New Roman" w:eastAsia="Times New Roman" w:cs="Times New Roman"/>
-                <w:color w:val="333333"/>
-                <w:sz w:val="24"/>
-                <w:szCs w:val="24"/>
-                <w:shd w:val="clear" w:color="auto" w:fill="F4CCCC"/>
-              </w:rPr>
-              <w:t xml:space="preserve">фиксации нарушений действующего Уголовного </w:t>
-            </w:r>
-            <w:r>
-              <w:rPr>
-                <w:rFonts w:ascii="Times New Roman" w:hAnsi="Times New Roman" w:eastAsia="Times New Roman" w:cs="Times New Roman"/>
-                <w:color w:val="333333"/>
-                <w:sz w:val="24"/>
-                <w:szCs w:val="24"/>
-              </w:rPr>
-              <w:t xml:space="preserve">законодательства штата, военнослужащие национальной гвардии (а также иные уполномоченные сотрудники правопорядка) имеют право потребовать от лица немедленно покинуть прилегающую </w:t>
-            </w:r>
-            <w:r>
-              <w:rPr>
-                <w:rFonts w:ascii="Times New Roman" w:hAnsi="Times New Roman" w:eastAsia="Times New Roman" w:cs="Times New Roman"/>
-                <w:color w:val="333333"/>
-                <w:sz w:val="24"/>
-                <w:szCs w:val="24"/>
-                <w:shd w:val="clear" w:color="auto" w:fill="F4CCCC"/>
-              </w:rPr>
-              <w:t xml:space="preserve">территорию.</w:t>
+              <w:t xml:space="preserve">фиксации нарушений действующего Уголовного законодательства штата, </w:t>
+            </w:r>
+            <w:r>
+              <w:rPr>
+                <w:rFonts w:ascii="Times New Roman" w:hAnsi="Times New Roman" w:eastAsia="Times New Roman" w:cs="Times New Roman"/>
+                <w:color w:val="333333"/>
+                <w:sz w:val="24"/>
+                <w:szCs w:val="24"/>
+              </w:rPr>
+              <w:t xml:space="preserve">военнослужащие национальной гвардии (а также иные уполномоченные сотрудники правопорядка) имеют право потребовать от лица немедленно покинуть прилегающую территорию.</w:t>
             </w:r>
           </w:p>
         </w:tc>
@@ -704,7 +675,7 @@
                 <w:sz w:val="24"/>
                 <w:szCs w:val="24"/>
               </w:rPr>
-              <w:t xml:space="preserve">Статья 4. Лица, имеющие право полного доступа на охраняемые и особо охраняемые объекты, п. «а», примечание 1</w:t>
+              <w:t xml:space="preserve">Статья 4, п. «а», примечание 1</w:t>
             </w:r>
           </w:p>
           <w:p>
@@ -739,7 +710,7 @@
                 <w:sz w:val="24"/>
                 <w:szCs w:val="24"/>
               </w:rPr>
-              <w:t xml:space="preserve">Граждане имеют право свободного и беспрепятственного нахождения на данной прилегающей территории (до линий Контрольно-пропускных </w:t>
+              <w:t xml:space="preserve">Граждане имеют право свободного и беспрепятственного нахождения на данной прилегающей территории (до линий Контрольно-пропускных пунктов). Однако в случае </w:t>
             </w:r>
             <w:r>
               <w:rPr>
@@ -749,64 +720,16 @@
                 <w:szCs w:val="24"/>
                 <w:shd w:val="clear" w:color="auto" w:fill="D9EAD3"/>
               </w:rPr>
-              <w:t xml:space="preserve">пунктов) независимо от цели визита, наличия пропуска и служебной необходимости. Отсутствие цели визита, отказ назвать цель визита и отсутствие пропуска не являются основанием для требования покинуть прилегающую территорию. </w:t>
-            </w:r>
-            <w:r>
-              <w:rPr>
-                <w:rFonts w:ascii="Times New Roman" w:hAnsi="Times New Roman" w:eastAsia="Times New Roman" w:cs="Times New Roman"/>
-                <w:color w:val="333333"/>
-                <w:sz w:val="24"/>
-                <w:szCs w:val="24"/>
-              </w:rPr>
-              <w:t xml:space="preserve">Однако в случае </w:t>
-            </w:r>
-            <w:r>
-              <w:rPr>
-                <w:rFonts w:ascii="Times New Roman" w:hAnsi="Times New Roman" w:eastAsia="Times New Roman" w:cs="Times New Roman"/>
-                <w:color w:val="333333"/>
-                <w:sz w:val="24"/>
-                <w:szCs w:val="24"/>
-                <w:shd w:val="clear" w:color="auto" w:fill="D9EAD3"/>
-              </w:rPr>
-              <w:t xml:space="preserve">нарушения лицом </w:t>
-            </w:r>
-            <w:r>
-              <w:rPr>
-                <w:rFonts w:ascii="Times New Roman" w:hAnsi="Times New Roman" w:eastAsia="Times New Roman" w:cs="Times New Roman"/>
-                <w:color w:val="333333"/>
-                <w:sz w:val="24"/>
-                <w:szCs w:val="24"/>
-              </w:rPr>
-              <w:t xml:space="preserve">законодательства штата, </w:t>
-            </w:r>
-            <w:r>
-              <w:rPr>
-                <w:rFonts w:ascii="Times New Roman" w:hAnsi="Times New Roman" w:eastAsia="Times New Roman" w:cs="Times New Roman"/>
-                <w:color w:val="333333"/>
-                <w:sz w:val="24"/>
-                <w:szCs w:val="24"/>
-                <w:shd w:val="clear" w:color="auto" w:fill="D9EAD3"/>
-              </w:rPr>
-              <w:t xml:space="preserve">в том числе общественного порядка, </w:t>
-            </w:r>
-            <w:r>
-              <w:rPr>
-                <w:rFonts w:ascii="Times New Roman" w:hAnsi="Times New Roman" w:eastAsia="Times New Roman" w:cs="Times New Roman"/>
-                <w:color w:val="333333"/>
-                <w:sz w:val="24"/>
-                <w:szCs w:val="24"/>
-              </w:rPr>
-              <w:t xml:space="preserve">военнослужащие национальной гвардии (а также иные уполномоченные сотрудники правопорядка) имеют право потребовать от лица немедленно покинуть прилегающую </w:t>
-            </w:r>
-            <w:r>
-              <w:rPr>
-                <w:rFonts w:ascii="Times New Roman" w:hAnsi="Times New Roman" w:eastAsia="Times New Roman" w:cs="Times New Roman"/>
-                <w:color w:val="333333"/>
-                <w:sz w:val="24"/>
-                <w:szCs w:val="24"/>
-                <w:shd w:val="clear" w:color="auto" w:fill="D9EAD3"/>
-              </w:rPr>
-              <w:t xml:space="preserve">территорию. За линиями Контрольно-пропускных пунктов действует режим доступа, установленный настоящей статьёй.</w:t>
+              <w:t xml:space="preserve">нарушения общественного порядка, </w:t>
+            </w:r>
+            <w:r>
+              <w:rPr>
+                <w:rFonts w:ascii="Times New Roman" w:hAnsi="Times New Roman" w:eastAsia="Times New Roman" w:cs="Times New Roman"/>
+                <w:color w:val="333333"/>
+                <w:sz w:val="24"/>
+                <w:szCs w:val="24"/>
+              </w:rPr>
+              <w:t xml:space="preserve">военнослужащие национальной гвардии (а также иные уполномоченные сотрудники правопорядка) имеют право потребовать от лица немедленно покинуть прилегающую территорию.</w:t>
             </w:r>
           </w:p>
         </w:tc>
@@ -836,7 +759,7 @@
                 <w:sz w:val="24"/>
                 <w:szCs w:val="24"/>
               </w:rPr>
-              <w:t xml:space="preserve">Статья 6. Визуализация, примечание</w:t>
+              <w:t xml:space="preserve">Статья 6, примечание</w:t>
             </w:r>
           </w:p>
           <w:p>
@@ -890,7 +813,7 @@
                 <w:sz w:val="24"/>
                 <w:szCs w:val="24"/>
               </w:rPr>
-              <w:t xml:space="preserve">Статья 6. Визуализация, примечание</w:t>
+              <w:t xml:space="preserve">Статья 6, примечание</w:t>
             </w:r>
           </w:p>
           <w:p>
@@ -916,7 +839,7 @@
                 <w:szCs w:val="24"/>
                 <w:shd w:val="clear" w:color="auto" w:fill="D9EAD3"/>
               </w:rPr>
-              <w:t xml:space="preserve">территорию. Положения настоящей статьи в части требования о наличии цели визита и в части требования покинуть территорию не применяются к прилегающей территории Форта Занкудо, режим которой установлен пунктом «а» статьи 4 настоящего Приложения.</w:t>
+              <w:t xml:space="preserve">территорию. Настоящее примечание не применяется к прилегающей территории Форта Занкудо.</w:t>
             </w:r>
           </w:p>
         </w:tc>
